--- a/tests/testdocument.docx
+++ b/tests/testdocument.docx
@@ -56,6 +56,17 @@
       </w:r>
     </w:p>
     <w:p/>
+    <w:p>
+      <w:r>
+        <w:t>This is a bout Trans people</w:t>
+      </w:r>
+    </w:p>
+    <w:p/>
+    <w:p>
+      <w:r>
+        <w:t>This is about Translational science</w:t>
+      </w:r>
+    </w:p>
     <w:p/>
     <w:p/>
     <w:sectPr>
